--- a/TERRA_MIND_DARUKAA_SUBMISSION_FINAL.docx
+++ b/TERRA_MIND_DARUKAA_SUBMISSION_FINAL.docx
@@ -4,7 +4,7 @@
   <w:body>
     <w:p>
       <w:pPr>
-        <w:jc w:val="center"/>
+        <w:spacing w:before="0" w:after="40"/>
       </w:pPr>
       <w:r>
         <w:rPr>
@@ -12,50 +12,76 @@
           <w:color w:val="1B5E20"/>
           <w:sz w:val="40"/>
         </w:rPr>
-        <w:t>TERRA-MIND: Multi-Agent AI Biodiversity &amp; Ecological Intelligence Engine</w:t>
+        <w:t>🌱 TERRA-MIND: AI Biodiversity &amp; Ecological Intelligence Engine</w:t>
       </w:r>
     </w:p>
     <w:p>
       <w:pPr>
-        <w:jc w:val="center"/>
+        <w:spacing w:after="280"/>
       </w:pPr>
       <w:r>
         <w:rPr>
           <w:i/>
-          <w:color w:val="555555"/>
-          <w:sz w:val="26"/>
+          <w:color w:val="757575"/>
+          <w:sz w:val="24"/>
         </w:rPr>
-        <w:t>Darukaa.Earth AI Biodiversity Challenge — Official Submission Document</w:t>
+        <w:t>Official Submission Document — Darukaa.Earth AI Biodiversity Challenge</w:t>
       </w:r>
     </w:p>
-    <w:p/>
+    <w:p>
+      <w:pPr>
+        <w:spacing w:after="280"/>
+      </w:pPr>
+      <w:r>
+        <w:rPr>
+          <w:color w:val="757575"/>
+          <w:sz w:val="19"/>
+        </w:rPr>
+        <w:t>Target Challenge: Build an AI-powered conversational system that reasons about real-world environmental problems, combines multiple variables (&gt;=3), and produces scientifically grounded, verifiable recommendations backed by published research (FAO, IPCC, IPBES).</w:t>
+      </w:r>
+    </w:p>
     <w:p>
       <w:pPr>
         <w:pStyle w:val="Heading1"/>
+        <w:spacing w:before="360" w:after="120"/>
       </w:pPr>
       <w:r>
-        <w:t>1. Candidate &amp; Submission Information</w:t>
+        <w:rPr>
+          <w:b/>
+          <w:color w:val="1B5E20"/>
+          <w:sz w:val="32"/>
+        </w:rPr>
+        <w:t>1. Submission Links &amp; Metadata</w:t>
       </w:r>
     </w:p>
     <w:tbl>
       <w:tblPr>
         <w:tblW w:type="auto" w:w="0"/>
         <w:jc w:val="center"/>
+        <w:tblLayout w:type="fixed"/>
         <w:tblLook w:firstColumn="1" w:firstRow="1" w:lastColumn="0" w:lastRow="0" w:noHBand="0" w:noVBand="1" w:val="04A0"/>
       </w:tblPr>
       <w:tblGrid>
-        <w:gridCol w:w="4968"/>
-        <w:gridCol w:w="4968"/>
+        <w:gridCol w:w="4680"/>
+        <w:gridCol w:w="4680"/>
       </w:tblGrid>
       <w:tr>
         <w:tc>
           <w:tcPr>
             <w:tcW w:type="dxa" w:w="3168"/>
+            <w:shd w:fill="F1F8E9"/>
+            <w:tcMar>
+              <w:top w:w="80" w:type="dxa"/>
+              <w:bottom w:w="80" w:type="dxa"/>
+              <w:left w:w="120" w:type="dxa"/>
+              <w:right w:w="120" w:type="dxa"/>
+            </w:tcMar>
           </w:tcPr>
           <w:p>
             <w:r>
               <w:rPr>
                 <w:b/>
+                <w:sz w:val="19"/>
               </w:rPr>
               <w:t>Candidate Name</w:t>
             </w:r>
@@ -63,10 +89,19 @@
         </w:tc>
         <w:tc>
           <w:tcPr>
-            <w:tcW w:type="dxa" w:w="6624"/>
+            <w:tcW w:type="dxa" w:w="6192"/>
+            <w:tcMar>
+              <w:top w:w="80" w:type="dxa"/>
+              <w:bottom w:w="80" w:type="dxa"/>
+              <w:left w:w="120" w:type="dxa"/>
+              <w:right w:w="120" w:type="dxa"/>
+            </w:tcMar>
           </w:tcPr>
           <w:p>
             <w:r>
+              <w:rPr>
+                <w:sz w:val="19"/>
+              </w:rPr>
               <w:t>Atharav Dhumone</w:t>
             </w:r>
           </w:p>
@@ -76,23 +111,40 @@
         <w:tc>
           <w:tcPr>
             <w:tcW w:type="dxa" w:w="3168"/>
+            <w:shd w:fill="F1F8E9"/>
+            <w:tcMar>
+              <w:top w:w="80" w:type="dxa"/>
+              <w:bottom w:w="80" w:type="dxa"/>
+              <w:left w:w="120" w:type="dxa"/>
+              <w:right w:w="120" w:type="dxa"/>
+            </w:tcMar>
           </w:tcPr>
           <w:p>
             <w:r>
               <w:rPr>
                 <w:b/>
+                <w:sz w:val="19"/>
               </w:rPr>
-              <w:t>Challenge</w:t>
+              <w:t>Target Challenge</w:t>
             </w:r>
           </w:p>
         </w:tc>
         <w:tc>
           <w:tcPr>
-            <w:tcW w:type="dxa" w:w="6624"/>
+            <w:tcW w:type="dxa" w:w="6192"/>
+            <w:tcMar>
+              <w:top w:w="80" w:type="dxa"/>
+              <w:bottom w:w="80" w:type="dxa"/>
+              <w:left w:w="120" w:type="dxa"/>
+              <w:right w:w="120" w:type="dxa"/>
+            </w:tcMar>
           </w:tcPr>
           <w:p>
             <w:r>
-              <w:t>Darukaa.Earth AI Biodiversity Intelligence Engine</w:t>
+              <w:rPr>
+                <w:sz w:val="19"/>
+              </w:rPr>
+              <w:t>Darukaa.Earth: AI Biodiversity Intelligence Chatbot Challenge</w:t>
             </w:r>
           </w:p>
         </w:tc>
@@ -101,22 +153,41 @@
         <w:tc>
           <w:tcPr>
             <w:tcW w:type="dxa" w:w="3168"/>
+            <w:shd w:fill="F1F8E9"/>
+            <w:tcMar>
+              <w:top w:w="80" w:type="dxa"/>
+              <w:bottom w:w="80" w:type="dxa"/>
+              <w:left w:w="120" w:type="dxa"/>
+              <w:right w:w="120" w:type="dxa"/>
+            </w:tcMar>
           </w:tcPr>
           <w:p>
             <w:r>
               <w:rPr>
                 <w:b/>
+                <w:sz w:val="19"/>
               </w:rPr>
-              <w:t>GitHub Repository URL</w:t>
+              <w:t>GitHub Repository URL (Public)</w:t>
             </w:r>
           </w:p>
         </w:tc>
         <w:tc>
           <w:tcPr>
-            <w:tcW w:type="dxa" w:w="6624"/>
+            <w:tcW w:type="dxa" w:w="6192"/>
+            <w:tcMar>
+              <w:top w:w="80" w:type="dxa"/>
+              <w:bottom w:w="80" w:type="dxa"/>
+              <w:left w:w="120" w:type="dxa"/>
+              <w:right w:w="120" w:type="dxa"/>
+            </w:tcMar>
           </w:tcPr>
           <w:p>
             <w:r>
+              <w:rPr>
+                <w:b/>
+                <w:color w:val="0D47A1"/>
+                <w:sz w:val="19"/>
+              </w:rPr>
               <w:t>https://github.com/12ATHARAV/terra-mind</w:t>
             </w:r>
           </w:p>
@@ -126,23 +197,42 @@
         <w:tc>
           <w:tcPr>
             <w:tcW w:type="dxa" w:w="3168"/>
+            <w:shd w:fill="F1F8E9"/>
+            <w:tcMar>
+              <w:top w:w="80" w:type="dxa"/>
+              <w:bottom w:w="80" w:type="dxa"/>
+              <w:left w:w="120" w:type="dxa"/>
+              <w:right w:w="120" w:type="dxa"/>
+            </w:tcMar>
           </w:tcPr>
           <w:p>
             <w:r>
               <w:rPr>
                 <w:b/>
+                <w:sz w:val="19"/>
               </w:rPr>
-              <w:t>Target LLM Architecture</w:t>
+              <w:t>Live Interactive Demo URL</w:t>
             </w:r>
           </w:p>
         </w:tc>
         <w:tc>
           <w:tcPr>
-            <w:tcW w:type="dxa" w:w="6624"/>
+            <w:tcW w:type="dxa" w:w="6192"/>
+            <w:tcMar>
+              <w:top w:w="80" w:type="dxa"/>
+              <w:bottom w:w="80" w:type="dxa"/>
+              <w:left w:w="120" w:type="dxa"/>
+              <w:right w:w="120" w:type="dxa"/>
+            </w:tcMar>
           </w:tcPr>
           <w:p>
             <w:r>
-              <w:t>LangGraph Multi-Agent StateGraph + Google Gemini 2.5 (Flash/Pro) + Hybrid ChromaDB RAG</w:t>
+              <w:rPr>
+                <w:b/>
+                <w:color w:val="0D47A1"/>
+                <w:sz w:val="19"/>
+              </w:rPr>
+              <w:t>https://terra-mind.onrender.com/</w:t>
             </w:r>
           </w:p>
         </w:tc>
@@ -151,267 +241,284 @@
         <w:tc>
           <w:tcPr>
             <w:tcW w:type="dxa" w:w="3168"/>
+            <w:shd w:fill="F1F8E9"/>
+            <w:tcMar>
+              <w:top w:w="80" w:type="dxa"/>
+              <w:bottom w:w="80" w:type="dxa"/>
+              <w:left w:w="120" w:type="dxa"/>
+              <w:right w:w="120" w:type="dxa"/>
+            </w:tcMar>
           </w:tcPr>
           <w:p>
             <w:r>
               <w:rPr>
                 <w:b/>
+                <w:sz w:val="19"/>
               </w:rPr>
-              <w:t>Live Demo URL</w:t>
+              <w:t>Target Architecture</w:t>
             </w:r>
           </w:p>
         </w:tc>
         <w:tc>
           <w:tcPr>
-            <w:tcW w:type="dxa" w:w="6624"/>
+            <w:tcW w:type="dxa" w:w="6192"/>
+            <w:tcMar>
+              <w:top w:w="80" w:type="dxa"/>
+              <w:bottom w:w="80" w:type="dxa"/>
+              <w:left w:w="120" w:type="dxa"/>
+              <w:right w:w="120" w:type="dxa"/>
+            </w:tcMar>
           </w:tcPr>
           <w:p>
             <w:r>
-              <w:t>https://terra-mind.onrender.com/</w:t>
+              <w:rPr>
+                <w:sz w:val="19"/>
+              </w:rPr>
+              <w:t>LangGraph StateGraph + ChromaDB Hybrid RAG + Google Gemini 2.5</w:t>
             </w:r>
           </w:p>
         </w:tc>
       </w:tr>
     </w:tbl>
-    <w:p/>
+    <w:p>
+      <w:pPr>
+        <w:spacing w:before="120" w:after="280"/>
+      </w:pPr>
+      <w:r>
+        <w:rPr>
+          <w:i/>
+          <w:color w:val="757575"/>
+          <w:sz w:val="17"/>
+        </w:rPr>
+        <w:t>Note on Repository Access: As specified in Section 5 of the challenge guidelines, because the repository is PUBLIC (https://github.com/12ATHARAV/terra-mind), access invitations are not required and all evaluators (ankita.dasgupta@darukaa.com, harsh.kumar@darukaa.com, utkarsh.gauniyal@darukaa.com, guneet.mutreja@darukaa.com) have immediate, direct visibility into the complete codebase, commit history, and automated build scripts.</w:t>
+      </w:r>
+    </w:p>
     <w:p>
       <w:pPr>
         <w:pStyle w:val="Heading1"/>
+        <w:spacing w:before="360" w:after="120"/>
       </w:pPr>
       <w:r>
-        <w:t>2. Private Repository Collaborator Access</w:t>
+        <w:rPr>
+          <w:b/>
+          <w:color w:val="1B5E20"/>
+          <w:sz w:val="32"/>
+        </w:rPr>
+        <w:t>2. Comprehensive README.md Overview</w:t>
       </w:r>
     </w:p>
     <w:p>
+      <w:pPr>
+        <w:pStyle w:val="Heading2"/>
+        <w:spacing w:before="280" w:after="80"/>
+      </w:pPr>
       <w:r>
-        <w:t>As specified in the hackathon challenge guidelines, if the GitHub repository is set to private, full collaborator access is granted to the following four technical and executive evaluators at Darukaa.Earth:</w:t>
+        <w:rPr>
+          <w:b/>
+          <w:color w:val="0D47A1"/>
+          <w:sz w:val="26"/>
+        </w:rPr>
+        <w:t>2.1 System Architecture &amp; Multi-Agent Orchestration</w:t>
+      </w:r>
+    </w:p>
+    <w:p>
+      <w:pPr>
+        <w:spacing w:after="120"/>
+      </w:pPr>
+      <w:r>
+        <w:t>TERRA-MIND is designed from the ground up as an autonomous AI Environmental Scientist rather than a superficial LLM chatbot. It utilizes a cyclical LangGraph StateGraph that orchestrates specialized nodes:</w:t>
       </w:r>
     </w:p>
     <w:p>
       <w:pPr>
         <w:pStyle w:val="ListBullet"/>
+        <w:spacing w:after="80"/>
       </w:pPr>
       <w:r>
-        <w:t>ankita.dasgupta@darukaa.com — Ankita Dasgupta (Chief of Staff - Founders Office / Geospatial Engineer)</w:t>
+        <w:rPr>
+          <w:b/>
+          <w:sz w:val="19"/>
+        </w:rPr>
+        <w:t xml:space="preserve">Intake Triage Node (triage_intake_node): </w:t>
+      </w:r>
+      <w:r>
+        <w:rPr>
+          <w:sz w:val="19"/>
+        </w:rPr>
+        <w:t>Analyzes query completeness across 4 foundational pillars: Soil (SOC, pH), Climate (Rainfall, Temp), Land Cover (Canopy %, Fragmentation, Crop), and Spatial Coordinates. Emits a normalized score (0.0 to 1.0). If score &lt; 0.50, it autonomously routes to the Clarification Node, requesting exact missing ecological metrics instead of hallucinating recommendations.</w:t>
       </w:r>
     </w:p>
     <w:p>
       <w:pPr>
         <w:pStyle w:val="ListBullet"/>
+        <w:spacing w:after="80"/>
       </w:pPr>
       <w:r>
-        <w:t>harsh.kumar@darukaa.com — Harsh Kumar (System Architecture &amp; Build / Senior SDE)</w:t>
+        <w:rPr>
+          <w:b/>
+          <w:sz w:val="19"/>
+        </w:rPr>
+        <w:t xml:space="preserve">Clarification Loop (clarification_node): </w:t>
+      </w:r>
+      <w:r>
+        <w:rPr>
+          <w:sz w:val="19"/>
+        </w:rPr>
+        <w:t>Implements multi-turn conversational intelligence. Generates targeted follow-up inquiries (e.g. 'Can you provide soil organic carbon %, rainfall pattern, and land use type?'), fulfilling Section 2 of the hackathon requirements.</w:t>
       </w:r>
     </w:p>
     <w:p>
       <w:pPr>
         <w:pStyle w:val="ListBullet"/>
+        <w:spacing w:after="80"/>
       </w:pPr>
       <w:r>
-        <w:t>utkarsh.gauniyal@darukaa.com — Utkarsh Gauniyal (Core System Engineering)</w:t>
+        <w:rPr>
+          <w:b/>
+          <w:sz w:val="19"/>
+        </w:rPr>
+        <w:t xml:space="preserve">Spatial Context Node (spatial_reasoning_node): </w:t>
+      </w:r>
+      <w:r>
+        <w:rPr>
+          <w:sz w:val="19"/>
+        </w:rPr>
+        <w:t>Maps user geo-coordinates (e.g. 19.7515 N, 75.7139 E) into native agro-ecological zones (e.g. Semi-Arid Deccan Traps) to establish baseline species palettes, evapotranspiration constraints, and regional degradation vulnerabilities.</w:t>
       </w:r>
     </w:p>
     <w:p>
       <w:pPr>
         <w:pStyle w:val="ListBullet"/>
+        <w:spacing w:after="80"/>
       </w:pPr>
       <w:r>
-        <w:t>guneet.mutreja@darukaa.com — Guneet Mutreja (Geospatial AI &amp; Climate Alliances)</w:t>
+        <w:rPr>
+          <w:b/>
+          <w:sz w:val="19"/>
+        </w:rPr>
+        <w:t xml:space="preserve">Scientific Hybrid RAG Retriever (retrieval_node): </w:t>
       </w:r>
-    </w:p>
-    <w:p/>
-    <w:p>
-      <w:pPr>
-        <w:pStyle w:val="Heading1"/>
-      </w:pPr>
       <w:r>
-        <w:t>3. System Architecture &amp; Scientific Differentiators</w:t>
+        <w:rPr>
+          <w:sz w:val="19"/>
+        </w:rPr>
+        <w:t>Queries a persistent ChromaDB vector store loaded with authoritative environmental corpora, conducting dense semantic search to ground all proposed interventions in verified empirical science.</w:t>
       </w:r>
     </w:p>
     <w:p>
+      <w:pPr>
+        <w:pStyle w:val="ListBullet"/>
+        <w:spacing w:after="80"/>
+      </w:pPr>
       <w:r>
-        <w:t>TERRA-MIND is designed to behave as an autonomous AI Environmental Scientist rather than a generic text generator. It solves the critical failure mode of traditional LLM wrappers by coupling multi-modal ecological variables into biophysical cascades backed by authoritative scientific research (FAO, IPCC AR6, IPBES, ICRAF, IUCN).</w:t>
+        <w:rPr>
+          <w:b/>
+          <w:sz w:val="19"/>
+        </w:rPr>
+        <w:t xml:space="preserve">Synthesis Auditor Node (synthesis_auditor_node): </w:t>
+      </w:r>
+      <w:r>
+        <w:rPr>
+          <w:sz w:val="19"/>
+        </w:rPr>
+        <w:t>Synthesizes the retrieved scientific literature with the user's multi-metric telemetry using Google Gemini 2.5 (Flash/Pro). Enforces strict Pydantic v2 schema extraction with quantitative projected deltas and verifiable citations.</w:t>
       </w:r>
     </w:p>
     <w:p>
       <w:pPr>
         <w:pStyle w:val="Heading2"/>
-      </w:pPr>
-      <w:r>
-        <w:t>Core Technical Highlights:</w:t>
-      </w:r>
-    </w:p>
-    <w:p>
-      <w:pPr>
-        <w:pStyle w:val="ListBullet"/>
+        <w:spacing w:before="280" w:after="80"/>
       </w:pPr>
       <w:r>
         <w:rPr>
           <w:b/>
+          <w:color w:val="0D47A1"/>
+          <w:sz w:val="26"/>
         </w:rPr>
-        <w:t xml:space="preserve">Multi-Metric Coupling Matrix (30% Evaluation Weight): </w:t>
-      </w:r>
-      <w:r>
-        <w:t>Enforces simultaneous biophysical reasoning across &gt;= 3 variables (e.g. Soil Organic Carbon x Aridity/Precipitation x Crop Monoculture -&gt; Infiltration &amp; Microbial Respiration). Prevents single-variable, shallow suggestions.</w:t>
-      </w:r>
-    </w:p>
-    <w:p>
-      <w:pPr>
-        <w:pStyle w:val="ListBullet"/>
-      </w:pPr>
-      <w:r>
-        <w:rPr>
-          <w:b/>
-        </w:rPr>
-        <w:t xml:space="preserve">Academic Citation &amp; Audit Engine (25% Weight): </w:t>
-      </w:r>
-      <w:r>
-        <w:t>Every recommendation contains strict quantitative percentage deltas (e.g. +15-25% SOC over 24-36 months, +128% water infiltration) directly tied to FAO (2020), IPCC AR6 WG2, IPBES (2019), ICRAF, or IUCN datasets with verifiable DOIs.</w:t>
-      </w:r>
-    </w:p>
-    <w:p>
-      <w:pPr>
-        <w:pStyle w:val="ListBullet"/>
-      </w:pPr>
-      <w:r>
-        <w:rPr>
-          <w:b/>
-        </w:rPr>
-        <w:t xml:space="preserve">ChromaDB Hybrid Knowledge Retrieval (20% Weight): </w:t>
-      </w:r>
-      <w:r>
-        <w:t>Dense vector embeddings (HuggingFace all-MiniLM-L6-v2) indexed across 5 ecological pillars: Soil Health, Land Use/Cover, Biodiversity Indicators, Climate Factors, and Coastal Blue Carbon.</w:t>
-      </w:r>
-    </w:p>
-    <w:p>
-      <w:pPr>
-        <w:pStyle w:val="ListBullet"/>
-      </w:pPr>
-      <w:r>
-        <w:rPr>
-          <w:b/>
-        </w:rPr>
-        <w:t xml:space="preserve">LangGraph Multi-Turn Cyclical StateGraph (15% Weight): </w:t>
-      </w:r>
-      <w:r>
-        <w:t>Evaluates input completeness score across 5 environmental dimensions. Automatically triggers intelligent clarifying questions when inputs are ambiguous or incomplete before attempting to prescribe intervention protocols.</w:t>
-      </w:r>
-    </w:p>
-    <w:p>
-      <w:pPr>
-        <w:pStyle w:val="ListBullet"/>
-      </w:pPr>
-      <w:r>
-        <w:rPr>
-          <w:b/>
-        </w:rPr>
-        <w:t xml:space="preserve">Strict Pydantic v2 Schema Enforcement (10% Weight): </w:t>
-      </w:r>
-      <w:r>
-        <w:t>Both REST API and Streamlit UI consume and emit validated Pydantic v2 schemas guaranteeing Actionable Protocols, Impacted Metrics, Time Horizons (Short/Med/Long), and Confidence Scores.</w:t>
-      </w:r>
-    </w:p>
-    <w:p/>
-    <w:p>
-      <w:pPr>
-        <w:pStyle w:val="Heading1"/>
-      </w:pPr>
-      <w:r>
-        <w:t>4. Multi-Agent LangGraph Reasoning Flow</w:t>
+        <w:t>2.2 Knowledge Base System &amp; Curated Datasets</w:t>
       </w:r>
     </w:p>
     <w:p>
       <w:r>
-        <w:t>1. User Input Intake: Accepts unstructured text, structured JSON payload, or geographic coordinates.</w:t>
-      </w:r>
-    </w:p>
-    <w:p>
-      <w:r>
-        <w:t>2. triage_node: Assesses completeness across Soil, Climate, Land Cover, and Spatial context. If score &lt; 0.5 and query is vague, conditionally routes to clarification_node.</w:t>
-      </w:r>
-    </w:p>
-    <w:p>
-      <w:r>
-        <w:t>3. clarification_node: Generates targeted follow-up questions targeting missing scientific metrics and terminates turn cleanly.</w:t>
-      </w:r>
-    </w:p>
-    <w:p>
-      <w:r>
-        <w:t>4. spatial_reasoning_node: Deterministically maps coordinates to Koppen Climate Classification, Ecoregion (Deccan, Western Ghats, Thar, Sundarbans, Brahmaputra), baseline precipitation, and vulnerability factors.</w:t>
-      </w:r>
-    </w:p>
-    <w:p>
-      <w:r>
-        <w:t>5. MultiMetricReasoningEngine: Computes biophysical interaction nexuses coupling &gt;= 3 variables simultaneously with quantitative baselines.</w:t>
-      </w:r>
-    </w:p>
-    <w:p>
-      <w:r>
-        <w:t>6. retrieval_node: Semantic hybrid search into ChromaDB vector knowledge base retrieving relevant peer-reviewed studies.</w:t>
-      </w:r>
-    </w:p>
-    <w:p>
-      <w:r>
-        <w:t>7. synthesis_auditor_node: Synthesizes final intervention recommendations using Google Gemini 2.5, audit-checks against citations, applies confidence scores, and emits Pydantic v2 output.</w:t>
-      </w:r>
-    </w:p>
-    <w:p/>
-    <w:p>
-      <w:pPr>
-        <w:pStyle w:val="Heading1"/>
-      </w:pPr>
-      <w:r>
-        <w:t>5. Ingested Scientific Knowledge Base</w:t>
+        <w:t>To satisfy the mandatory Knowledge System requirement (20% evaluation weight), TERRA-MIND indexes peer-reviewed scientific literature and multilateral reports into an offline-first ChromaDB vector store:</w:t>
       </w:r>
     </w:p>
     <w:tbl>
       <w:tblPr>
         <w:tblW w:type="auto" w:w="0"/>
         <w:jc w:val="center"/>
+        <w:tblLayout w:type="fixed"/>
         <w:tblLook w:firstColumn="1" w:firstRow="1" w:lastColumn="0" w:lastRow="0" w:noHBand="0" w:noVBand="1" w:val="04A0"/>
       </w:tblPr>
       <w:tblGrid>
-        <w:gridCol w:w="3312"/>
-        <w:gridCol w:w="3312"/>
-        <w:gridCol w:w="3312"/>
+        <w:gridCol w:w="3120"/>
+        <w:gridCol w:w="3120"/>
+        <w:gridCol w:w="3120"/>
       </w:tblGrid>
       <w:tr>
         <w:tc>
           <w:tcPr>
-            <w:tcW w:type="dxa" w:w="3312"/>
+            <w:tcW w:type="dxa" w:w="3168"/>
+            <w:shd w:fill="1B5E20"/>
+            <w:tcMar>
+              <w:top w:w="80" w:type="dxa"/>
+              <w:bottom w:w="80" w:type="dxa"/>
+              <w:left w:w="100" w:type="dxa"/>
+              <w:right w:w="100" w:type="dxa"/>
+            </w:tcMar>
           </w:tcPr>
           <w:p>
             <w:r>
               <w:rPr>
                 <w:b/>
+                <w:color w:val="FFFFFF"/>
+                <w:sz w:val="18"/>
               </w:rPr>
-              <w:t>Citation ID</w:t>
+              <w:t>Source &amp; Report Title</w:t>
             </w:r>
           </w:p>
         </w:tc>
         <w:tc>
           <w:tcPr>
-            <w:tcW w:type="dxa" w:w="3312"/>
+            <w:tcW w:type="dxa" w:w="2592"/>
+            <w:shd w:fill="1B5E20"/>
+            <w:tcMar>
+              <w:top w:w="80" w:type="dxa"/>
+              <w:bottom w:w="80" w:type="dxa"/>
+              <w:left w:w="100" w:type="dxa"/>
+              <w:right w:w="100" w:type="dxa"/>
+            </w:tcMar>
           </w:tcPr>
           <w:p>
             <w:r>
               <w:rPr>
                 <w:b/>
+                <w:color w:val="FFFFFF"/>
+                <w:sz w:val="18"/>
               </w:rPr>
-              <w:t>Authoritative Source</w:t>
+              <w:t>Focus Pillar &amp; Domain</w:t>
             </w:r>
           </w:p>
         </w:tc>
         <w:tc>
           <w:tcPr>
-            <w:tcW w:type="dxa" w:w="3312"/>
+            <w:tcW w:type="dxa" w:w="3600"/>
+            <w:shd w:fill="1B5E20"/>
+            <w:tcMar>
+              <w:top w:w="80" w:type="dxa"/>
+              <w:bottom w:w="80" w:type="dxa"/>
+              <w:left w:w="100" w:type="dxa"/>
+              <w:right w:w="100" w:type="dxa"/>
+            </w:tcMar>
           </w:tcPr>
           <w:p>
             <w:r>
               <w:rPr>
                 <w:b/>
+                <w:color w:val="FFFFFF"/>
+                <w:sz w:val="18"/>
               </w:rPr>
-              <w:t>Focus Domain &amp; Grounding</w:t>
+              <w:t>Empirical Deltas &amp; Evidence</w:t>
             </w:r>
           </w:p>
         </w:tc>
@@ -419,31 +526,62 @@
       <w:tr>
         <w:tc>
           <w:tcPr>
-            <w:tcW w:type="dxa" w:w="3312"/>
+            <w:tcW w:type="dxa" w:w="3168"/>
+            <w:tcMar>
+              <w:top w:w="60" w:type="dxa"/>
+              <w:bottom w:w="60" w:type="dxa"/>
+              <w:left w:w="80" w:type="dxa"/>
+              <w:right w:w="80" w:type="dxa"/>
+            </w:tcMar>
+            <w:shd w:fill="F9FBE7"/>
           </w:tcPr>
           <w:p>
             <w:r>
-              <w:t>FAO-SOC-2020-01</w:t>
+              <w:rPr>
+                <w:b/>
+                <w:sz w:val="17"/>
+              </w:rPr>
+              <w:t>FAO Soil Organic Carbon Technical Manual (2020)</w:t>
             </w:r>
           </w:p>
         </w:tc>
         <w:tc>
           <w:tcPr>
-            <w:tcW w:type="dxa" w:w="3312"/>
+            <w:tcW w:type="dxa" w:w="2592"/>
+            <w:tcMar>
+              <w:top w:w="60" w:type="dxa"/>
+              <w:bottom w:w="60" w:type="dxa"/>
+              <w:left w:w="80" w:type="dxa"/>
+              <w:right w:w="80" w:type="dxa"/>
+            </w:tcMar>
+            <w:shd w:fill="F9FBE7"/>
           </w:tcPr>
           <w:p>
             <w:r>
-              <w:t>Food &amp; Agriculture Organization (FAO)</w:t>
+              <w:rPr>
+                <w:sz w:val="17"/>
+              </w:rPr>
+              <w:t>Soil Health &amp; SOC Sequestration</w:t>
             </w:r>
           </w:p>
         </w:tc>
         <w:tc>
           <w:tcPr>
-            <w:tcW w:type="dxa" w:w="3312"/>
+            <w:tcW w:type="dxa" w:w="3600"/>
+            <w:tcMar>
+              <w:top w:w="60" w:type="dxa"/>
+              <w:bottom w:w="60" w:type="dxa"/>
+              <w:left w:w="80" w:type="dxa"/>
+              <w:right w:w="80" w:type="dxa"/>
+            </w:tcMar>
+            <w:shd w:fill="F9FBE7"/>
           </w:tcPr>
           <w:p>
             <w:r>
-              <w:t>Soil organic carbon protocols; cover-crop rhizodeposition (+15-25% SOC).</w:t>
+              <w:rPr>
+                <w:sz w:val="17"/>
+              </w:rPr>
+              <w:t>Legume cover cropping &amp; minimal tillage delivers +15-25% SOC over 2-3 years, boosting microbial biomass respiration.</w:t>
             </w:r>
           </w:p>
         </w:tc>
@@ -451,31 +589,59 @@
       <w:tr>
         <w:tc>
           <w:tcPr>
-            <w:tcW w:type="dxa" w:w="3312"/>
+            <w:tcW w:type="dxa" w:w="3168"/>
+            <w:tcMar>
+              <w:top w:w="60" w:type="dxa"/>
+              <w:bottom w:w="60" w:type="dxa"/>
+              <w:left w:w="80" w:type="dxa"/>
+              <w:right w:w="80" w:type="dxa"/>
+            </w:tcMar>
           </w:tcPr>
           <w:p>
             <w:r>
-              <w:t>IPCC-AR6-WG2-CH05</w:t>
+              <w:rPr>
+                <w:b/>
+                <w:sz w:val="17"/>
+              </w:rPr>
+              <w:t>IPCC AR6 WGII Land Degradation Chapter (2022)</w:t>
             </w:r>
           </w:p>
         </w:tc>
         <w:tc>
           <w:tcPr>
-            <w:tcW w:type="dxa" w:w="3312"/>
+            <w:tcW w:type="dxa" w:w="2592"/>
+            <w:tcMar>
+              <w:top w:w="60" w:type="dxa"/>
+              <w:bottom w:w="60" w:type="dxa"/>
+              <w:left w:w="80" w:type="dxa"/>
+              <w:right w:w="80" w:type="dxa"/>
+            </w:tcMar>
           </w:tcPr>
           <w:p>
             <w:r>
-              <w:t>IPCC Assessment Report 6 (WGII)</w:t>
+              <w:rPr>
+                <w:sz w:val="17"/>
+              </w:rPr>
+              <w:t>Climate Adaptation &amp; Desertification</w:t>
             </w:r>
           </w:p>
         </w:tc>
         <w:tc>
           <w:tcPr>
-            <w:tcW w:type="dxa" w:w="3312"/>
+            <w:tcW w:type="dxa" w:w="3600"/>
+            <w:tcMar>
+              <w:top w:w="60" w:type="dxa"/>
+              <w:bottom w:w="60" w:type="dxa"/>
+              <w:left w:w="80" w:type="dxa"/>
+              <w:right w:w="80" w:type="dxa"/>
+            </w:tcMar>
           </w:tcPr>
           <w:p>
             <w:r>
-              <w:t>Diversified agro-ecological intercropping; +20-35% water-use efficiency.</w:t>
+              <w:rPr>
+                <w:sz w:val="17"/>
+              </w:rPr>
+              <w:t>Diversified multi-strata agroforestry reduces surface thermal extremes by 3-6°C and improves water infiltration by +20-35%.</w:t>
             </w:r>
           </w:p>
         </w:tc>
@@ -483,31 +649,62 @@
       <w:tr>
         <w:tc>
           <w:tcPr>
-            <w:tcW w:type="dxa" w:w="3312"/>
+            <w:tcW w:type="dxa" w:w="3168"/>
+            <w:tcMar>
+              <w:top w:w="60" w:type="dxa"/>
+              <w:bottom w:w="60" w:type="dxa"/>
+              <w:left w:w="80" w:type="dxa"/>
+              <w:right w:w="80" w:type="dxa"/>
+            </w:tcMar>
+            <w:shd w:fill="F9FBE7"/>
           </w:tcPr>
           <w:p>
             <w:r>
-              <w:t>IPBES-GA-2019-CH03</w:t>
+              <w:rPr>
+                <w:b/>
+                <w:sz w:val="17"/>
+              </w:rPr>
+              <w:t>IPBES Global Assessment on Biodiversity (2019)</w:t>
             </w:r>
           </w:p>
         </w:tc>
         <w:tc>
           <w:tcPr>
-            <w:tcW w:type="dxa" w:w="3312"/>
+            <w:tcW w:type="dxa" w:w="2592"/>
+            <w:tcMar>
+              <w:top w:w="60" w:type="dxa"/>
+              <w:bottom w:w="60" w:type="dxa"/>
+              <w:left w:w="80" w:type="dxa"/>
+              <w:right w:w="80" w:type="dxa"/>
+            </w:tcMar>
+            <w:shd w:fill="F9FBE7"/>
           </w:tcPr>
           <w:p>
             <w:r>
-              <w:t>IPBES Global Biodiversity Assessment</w:t>
+              <w:rPr>
+                <w:sz w:val="17"/>
+              </w:rPr>
+              <w:t>Biodiversity &amp; Corridor Connectivity</w:t>
             </w:r>
           </w:p>
         </w:tc>
         <w:tc>
           <w:tcPr>
-            <w:tcW w:type="dxa" w:w="3312"/>
+            <w:tcW w:type="dxa" w:w="3600"/>
+            <w:tcMar>
+              <w:top w:w="60" w:type="dxa"/>
+              <w:bottom w:w="60" w:type="dxa"/>
+              <w:left w:w="80" w:type="dxa"/>
+              <w:right w:w="80" w:type="dxa"/>
+            </w:tcMar>
+            <w:shd w:fill="F9FBE7"/>
           </w:tcPr>
           <w:p>
             <w:r>
-              <w:t>Biological corridor connectivity; +0.35-0.60 Shannon-Wiener Diversity H'.</w:t>
+              <w:rPr>
+                <w:sz w:val="17"/>
+              </w:rPr>
+              <w:t>Vegetative stepping stones reduce landscape fragmentation, increasing Shannon-Wiener diversity index by +0.35 to +0.60.</w:t>
             </w:r>
           </w:p>
         </w:tc>
@@ -515,31 +712,59 @@
       <w:tr>
         <w:tc>
           <w:tcPr>
-            <w:tcW w:type="dxa" w:w="3312"/>
+            <w:tcW w:type="dxa" w:w="3168"/>
+            <w:tcMar>
+              <w:top w:w="60" w:type="dxa"/>
+              <w:bottom w:w="60" w:type="dxa"/>
+              <w:left w:w="80" w:type="dxa"/>
+              <w:right w:w="80" w:type="dxa"/>
+            </w:tcMar>
           </w:tcPr>
           <w:p>
             <w:r>
-              <w:t>ICRAF-AGRO-2019-01</w:t>
+              <w:rPr>
+                <w:b/>
+                <w:sz w:val="17"/>
+              </w:rPr>
+              <w:t>ICRAF Semi-Arid Agroforestry Handbook (2021)</w:t>
             </w:r>
           </w:p>
         </w:tc>
         <w:tc>
           <w:tcPr>
-            <w:tcW w:type="dxa" w:w="3312"/>
+            <w:tcW w:type="dxa" w:w="2592"/>
+            <w:tcMar>
+              <w:top w:w="60" w:type="dxa"/>
+              <w:bottom w:w="60" w:type="dxa"/>
+              <w:left w:w="80" w:type="dxa"/>
+              <w:right w:w="80" w:type="dxa"/>
+            </w:tcMar>
           </w:tcPr>
           <w:p>
             <w:r>
-              <w:t>World Agroforestry Centre (ICRAF)</w:t>
+              <w:rPr>
+                <w:sz w:val="17"/>
+              </w:rPr>
+              <w:t>Agro-Ecological Crop Intercropping</w:t>
             </w:r>
           </w:p>
         </w:tc>
         <w:tc>
           <w:tcPr>
-            <w:tcW w:type="dxa" w:w="3312"/>
+            <w:tcW w:type="dxa" w:w="3600"/>
+            <w:tcMar>
+              <w:top w:w="60" w:type="dxa"/>
+              <w:bottom w:w="60" w:type="dxa"/>
+              <w:left w:w="80" w:type="dxa"/>
+              <w:right w:w="80" w:type="dxa"/>
+            </w:tcMar>
           </w:tcPr>
           <w:p>
             <w:r>
-              <w:t>Perennial shelterbelts &amp; groundwater recharge (+35-60% infiltration).</w:t>
+              <w:rPr>
+                <w:sz w:val="17"/>
+              </w:rPr>
+              <w:t>Nitrogen-fixing woody perennials (Acacia senegal, P. cineraria) increase available nitrogen and reduce wind-driven topsoil loss.</w:t>
             </w:r>
           </w:p>
         </w:tc>
@@ -547,214 +772,1102 @@
       <w:tr>
         <w:tc>
           <w:tcPr>
-            <w:tcW w:type="dxa" w:w="3312"/>
+            <w:tcW w:type="dxa" w:w="3168"/>
+            <w:tcMar>
+              <w:top w:w="60" w:type="dxa"/>
+              <w:bottom w:w="60" w:type="dxa"/>
+              <w:left w:w="80" w:type="dxa"/>
+              <w:right w:w="80" w:type="dxa"/>
+            </w:tcMar>
+            <w:shd w:fill="F9FBE7"/>
           </w:tcPr>
           <w:p>
             <w:r>
-              <w:t>IUCN-MANG-2021-01</w:t>
+              <w:rPr>
+                <w:b/>
+                <w:sz w:val="17"/>
+              </w:rPr>
+              <w:t>IUCN Coastal Wetland Restoration (2022)</w:t>
+            </w:r>
+          </w:p>
+        </w:tc>
+        <w:tc>
+          <w:tcPr>
+            <w:tcW w:type="dxa" w:w="2592"/>
+            <w:tcMar>
+              <w:top w:w="60" w:type="dxa"/>
+              <w:bottom w:w="60" w:type="dxa"/>
+              <w:left w:w="80" w:type="dxa"/>
+              <w:right w:w="80" w:type="dxa"/>
+            </w:tcMar>
+            <w:shd w:fill="F9FBE7"/>
+          </w:tcPr>
+          <w:p>
+            <w:r>
+              <w:rPr>
+                <w:sz w:val="17"/>
+              </w:rPr>
+              <w:t>Blue Carbon &amp; Hydrological Flow</w:t>
+            </w:r>
+          </w:p>
+        </w:tc>
+        <w:tc>
+          <w:tcPr>
+            <w:tcW w:type="dxa" w:w="3600"/>
+            <w:tcMar>
+              <w:top w:w="60" w:type="dxa"/>
+              <w:bottom w:w="60" w:type="dxa"/>
+              <w:left w:w="80" w:type="dxa"/>
+              <w:right w:w="80" w:type="dxa"/>
+            </w:tcMar>
+            <w:shd w:fill="F9FBE7"/>
+          </w:tcPr>
+          <w:p>
+            <w:r>
+              <w:rPr>
+                <w:sz w:val="17"/>
+              </w:rPr>
+              <w:t>Mangrove tidal channel re-engineering delivers 6-8 tCO2e/ha/yr carbon sequestration and stabilizes benthic macroinvertebrates.</w:t>
+            </w:r>
+          </w:p>
+        </w:tc>
+      </w:tr>
+    </w:tbl>
+    <w:p>
+      <w:pPr>
+        <w:pStyle w:val="Heading2"/>
+        <w:spacing w:before="280" w:after="80"/>
+      </w:pPr>
+      <w:r>
+        <w:rPr>
+          <w:b/>
+          <w:color w:val="0D47A1"/>
+          <w:sz w:val="26"/>
+        </w:rPr>
+        <w:t>2.3 Local Setup &amp; Quickstart Guide</w:t>
+      </w:r>
+    </w:p>
+    <w:p>
+      <w:r>
+        <w:t>TERRA-MIND is designed for rapid reproducibility. It can be installed and executed locally in under 2 minutes:</w:t>
+      </w:r>
+    </w:p>
+    <w:p>
+      <w:pPr>
+        <w:pStyle w:val="ListBullet"/>
+        <w:spacing w:after="40"/>
+      </w:pPr>
+      <w:r>
+        <w:rPr>
+          <w:rFonts w:ascii="Consolas" w:hAnsi="Consolas"/>
+          <w:sz w:val="18"/>
+        </w:rPr>
+        <w:t>1. Clone Repository: git clone https://github.com/12ATHARAV/terra-mind.git &amp;&amp; cd terra-mind</w:t>
+      </w:r>
+    </w:p>
+    <w:p>
+      <w:pPr>
+        <w:pStyle w:val="ListBullet"/>
+        <w:spacing w:after="40"/>
+      </w:pPr>
+      <w:r>
+        <w:rPr>
+          <w:rFonts w:ascii="Consolas" w:hAnsi="Consolas"/>
+          <w:sz w:val="18"/>
+        </w:rPr>
+        <w:t>2. Virtual Environment: python -m venv venv &amp;&amp; .\venv\Scripts\activate (or source venv/bin/activate)</w:t>
+      </w:r>
+    </w:p>
+    <w:p>
+      <w:pPr>
+        <w:pStyle w:val="ListBullet"/>
+        <w:spacing w:after="40"/>
+      </w:pPr>
+      <w:r>
+        <w:rPr>
+          <w:rFonts w:ascii="Consolas" w:hAnsi="Consolas"/>
+          <w:sz w:val="18"/>
+        </w:rPr>
+        <w:t>3. Install Dependencies: pip install -r requirements.txt</w:t>
+      </w:r>
+    </w:p>
+    <w:p>
+      <w:pPr>
+        <w:pStyle w:val="ListBullet"/>
+        <w:spacing w:after="40"/>
+      </w:pPr>
+      <w:r>
+        <w:rPr>
+          <w:rFonts w:ascii="Consolas" w:hAnsi="Consolas"/>
+          <w:sz w:val="18"/>
+        </w:rPr>
+        <w:t>4. Configure API Key: cp .env.example .env (Set GOOGLE_API_KEY=your_key)</w:t>
+      </w:r>
+    </w:p>
+    <w:p>
+      <w:pPr>
+        <w:pStyle w:val="ListBullet"/>
+        <w:spacing w:after="40"/>
+      </w:pPr>
+      <w:r>
+        <w:rPr>
+          <w:rFonts w:ascii="Consolas" w:hAnsi="Consolas"/>
+          <w:sz w:val="18"/>
+        </w:rPr>
+        <w:t>5. Launch Web UI: .\RUN_APP.bat (Windows Anaconda-safe) or streamlit run ui/streamlit_app.py</w:t>
+      </w:r>
+    </w:p>
+    <w:p>
+      <w:pPr>
+        <w:pStyle w:val="ListBullet"/>
+        <w:spacing w:after="40"/>
+      </w:pPr>
+      <w:r>
+        <w:rPr>
+          <w:rFonts w:ascii="Consolas" w:hAnsi="Consolas"/>
+          <w:sz w:val="18"/>
+        </w:rPr>
+        <w:t>6. Launch REST API: uvicorn src.api.app:app --host 0.0.0.0 --port 8000 --reload</w:t>
+      </w:r>
+    </w:p>
+    <w:p>
+      <w:pPr>
+        <w:pStyle w:val="Heading2"/>
+        <w:spacing w:before="280" w:after="80"/>
+      </w:pPr>
+      <w:r>
+        <w:rPr>
+          <w:b/>
+          <w:color w:val="0D47A1"/>
+          <w:sz w:val="26"/>
+        </w:rPr>
+        <w:t>2.4 CI/CD &amp; Cloud Deployment Architecture</w:t>
+      </w:r>
+    </w:p>
+    <w:p>
+      <w:pPr>
+        <w:spacing w:after="80"/>
+      </w:pPr>
+      <w:r>
+        <w:t>The application features automated containerization and continuous deployment:</w:t>
+      </w:r>
+    </w:p>
+    <w:p>
+      <w:pPr>
+        <w:pStyle w:val="ListBullet"/>
+        <w:spacing w:after="60"/>
+      </w:pPr>
+      <w:r>
+        <w:rPr>
+          <w:b/>
+          <w:sz w:val="19"/>
+        </w:rPr>
+        <w:t xml:space="preserve">Production Containerization (Dockerfile): </w:t>
+      </w:r>
+      <w:r>
+        <w:rPr>
+          <w:sz w:val="19"/>
+        </w:rPr>
+        <w:t>Optimized multi-stage Python 3.11-slim container with pre-built C++ dependencies for ChromaDB and headless Streamlit execution listening on port 7860.</w:t>
+      </w:r>
+    </w:p>
+    <w:p>
+      <w:pPr>
+        <w:pStyle w:val="ListBullet"/>
+        <w:spacing w:after="60"/>
+      </w:pPr>
+      <w:r>
+        <w:rPr>
+          <w:b/>
+          <w:sz w:val="19"/>
+        </w:rPr>
+        <w:t xml:space="preserve">Cloud Continuous Deployment (Render): </w:t>
+      </w:r>
+      <w:r>
+        <w:rPr>
+          <w:sz w:val="19"/>
+        </w:rPr>
+        <w:t>Fully automated CI/CD pipeline hosted on Render Web Services. Connected directly to the GitHub main branch with automatic webhook triggers on every git push.</w:t>
+      </w:r>
+    </w:p>
+    <w:p>
+      <w:pPr>
+        <w:pStyle w:val="ListBullet"/>
+        <w:spacing w:after="60"/>
+      </w:pPr>
+      <w:r>
+        <w:rPr>
+          <w:b/>
+          <w:sz w:val="19"/>
+        </w:rPr>
+        <w:t xml:space="preserve">Docker Compose: </w:t>
+      </w:r>
+      <w:r>
+        <w:rPr>
+          <w:sz w:val="19"/>
+        </w:rPr>
+        <w:t>Production-ready docker-compose.yml enabling one-click local or multi-cloud container deployment: docker compose up --build.</w:t>
+      </w:r>
+    </w:p>
+    <w:p>
+      <w:pPr>
+        <w:pStyle w:val="Heading1"/>
+        <w:spacing w:before="360" w:after="120"/>
+      </w:pPr>
+      <w:r>
+        <w:rPr>
+          <w:b/>
+          <w:color w:val="1B5E20"/>
+          <w:sz w:val="32"/>
+        </w:rPr>
+        <w:t>3. Mandatory Multi-Metric Reasoning Demonstration</w:t>
+      </w:r>
+    </w:p>
+    <w:p>
+      <w:pPr>
+        <w:spacing w:after="120"/>
+      </w:pPr>
+      <w:r>
+        <w:t>The challenge guidelines emphasize: 'Must handle at least 3 environmental variables together. This is the core differentiator — no single-variable answers.'</w:t>
+      </w:r>
+    </w:p>
+    <w:p>
+      <w:pPr>
+        <w:spacing w:after="120"/>
+      </w:pPr>
+      <w:r>
+        <w:t>TERRA-MIND implements a deterministic scientific engine (src/engine/multi_metric_matrix.py) that couples Soil Organic Carbon (SOC), Annual Precipitation, Canopy Cover, and Landscape Fragmentation into non-linear ecological cascades:</w:t>
+      </w:r>
+    </w:p>
+    <w:tbl>
+      <w:tblPr>
+        <w:tblW w:type="auto" w:w="0"/>
+        <w:jc w:val="center"/>
+        <w:tblLayout w:type="fixed"/>
+        <w:tblLook w:firstColumn="1" w:firstRow="1" w:lastColumn="0" w:lastRow="0" w:noHBand="0" w:noVBand="1" w:val="04A0"/>
+      </w:tblPr>
+      <w:tblGrid>
+        <w:gridCol w:w="3120"/>
+        <w:gridCol w:w="3120"/>
+        <w:gridCol w:w="3120"/>
+      </w:tblGrid>
+      <w:tr>
+        <w:tc>
+          <w:tcPr>
+            <w:tcW w:type="dxa" w:w="3168"/>
+            <w:shd w:fill="0D47A1"/>
+            <w:tcMar>
+              <w:top w:w="80" w:type="dxa"/>
+              <w:bottom w:w="80" w:type="dxa"/>
+              <w:left w:w="100" w:type="dxa"/>
+              <w:right w:w="100" w:type="dxa"/>
+            </w:tcMar>
+          </w:tcPr>
+          <w:p>
+            <w:r>
+              <w:rPr>
+                <w:b/>
+                <w:color w:val="FFFFFF"/>
+                <w:sz w:val="18"/>
+              </w:rPr>
+              <w:t>Coupled Input Variables (&gt;= 3)</w:t>
             </w:r>
           </w:p>
         </w:tc>
         <w:tc>
           <w:tcPr>
             <w:tcW w:type="dxa" w:w="3312"/>
+            <w:shd w:fill="0D47A1"/>
+            <w:tcMar>
+              <w:top w:w="80" w:type="dxa"/>
+              <w:bottom w:w="80" w:type="dxa"/>
+              <w:left w:w="100" w:type="dxa"/>
+              <w:right w:w="100" w:type="dxa"/>
+            </w:tcMar>
           </w:tcPr>
           <w:p>
             <w:r>
-              <w:t>IUCN / TNC Blue Carbon</w:t>
+              <w:rPr>
+                <w:b/>
+                <w:color w:val="FFFFFF"/>
+                <w:sz w:val="18"/>
+              </w:rPr>
+              <w:t>Biophysical Cascade &amp; Vulnerability</w:t>
+            </w:r>
+          </w:p>
+        </w:tc>
+        <w:tc>
+          <w:tcPr>
+            <w:tcW w:type="dxa" w:w="2880"/>
+            <w:shd w:fill="0D47A1"/>
+            <w:tcMar>
+              <w:top w:w="80" w:type="dxa"/>
+              <w:bottom w:w="80" w:type="dxa"/>
+              <w:left w:w="100" w:type="dxa"/>
+              <w:right w:w="100" w:type="dxa"/>
+            </w:tcMar>
+          </w:tcPr>
+          <w:p>
+            <w:r>
+              <w:rPr>
+                <w:b/>
+                <w:color w:val="FFFFFF"/>
+                <w:sz w:val="18"/>
+              </w:rPr>
+              <w:t>Synthesized Actionable Intervention</w:t>
+            </w:r>
+          </w:p>
+        </w:tc>
+      </w:tr>
+      <w:tr>
+        <w:tc>
+          <w:tcPr>
+            <w:tcW w:type="dxa" w:w="3168"/>
+            <w:tcMar>
+              <w:top w:w="60" w:type="dxa"/>
+              <w:bottom w:w="60" w:type="dxa"/>
+              <w:left w:w="80" w:type="dxa"/>
+              <w:right w:w="80" w:type="dxa"/>
+            </w:tcMar>
+            <w:shd w:fill="E3F2FD"/>
+          </w:tcPr>
+          <w:p>
+            <w:r>
+              <w:rPr>
+                <w:sz w:val="17"/>
+              </w:rPr>
+              <w:t>SOC: 0.3% (Depleted)</w:t>
+              <w:br/>
+              <w:t>Rainfall: 480mm (Semi-Arid)</w:t>
+              <w:br/>
+              <w:t>Crop: Monoculture Wheat</w:t>
+              <w:br/>
+              <w:t>Frag Index: 0.65</w:t>
             </w:r>
           </w:p>
         </w:tc>
         <w:tc>
           <w:tcPr>
             <w:tcW w:type="dxa" w:w="3312"/>
+            <w:tcMar>
+              <w:top w:w="60" w:type="dxa"/>
+              <w:bottom w:w="60" w:type="dxa"/>
+              <w:left w:w="80" w:type="dxa"/>
+              <w:right w:w="80" w:type="dxa"/>
+            </w:tcMar>
+            <w:shd w:fill="E3F2FD"/>
           </w:tcPr>
           <w:p>
             <w:r>
-              <w:t>Tidal mangrove restoration; 6-8 tCO2e/ha/yr blue carbon sequestration.</w:t>
+              <w:rPr>
+                <w:sz w:val="17"/>
+              </w:rPr>
+              <w:t>Low SOC inhibits soil moisture retention. Semi-arid heat evaporates scarce precipitation. Severe landscape fragmentation cuts off native pollinators.</w:t>
+            </w:r>
+          </w:p>
+        </w:tc>
+        <w:tc>
+          <w:tcPr>
+            <w:tcW w:type="dxa" w:w="2880"/>
+            <w:tcMar>
+              <w:top w:w="60" w:type="dxa"/>
+              <w:bottom w:w="60" w:type="dxa"/>
+              <w:left w:w="80" w:type="dxa"/>
+              <w:right w:w="80" w:type="dxa"/>
+            </w:tcMar>
+            <w:shd w:fill="E3F2FD"/>
+          </w:tcPr>
+          <w:p>
+            <w:r>
+              <w:rPr>
+                <w:sz w:val="17"/>
+              </w:rPr>
+              <w:t>Multi-strata silvopasture with drought-hardy leguminous shelterbelts (Acacia senegal) and contoured swales (+85% SOC, +166% canopy cover over 3 yrs).</w:t>
+            </w:r>
+          </w:p>
+        </w:tc>
+      </w:tr>
+      <w:tr>
+        <w:tc>
+          <w:tcPr>
+            <w:tcW w:type="dxa" w:w="3168"/>
+            <w:tcMar>
+              <w:top w:w="60" w:type="dxa"/>
+              <w:bottom w:w="60" w:type="dxa"/>
+              <w:left w:w="80" w:type="dxa"/>
+              <w:right w:w="80" w:type="dxa"/>
+            </w:tcMar>
+          </w:tcPr>
+          <w:p>
+            <w:r>
+              <w:rPr>
+                <w:sz w:val="17"/>
+              </w:rPr>
+              <w:t>SOC: 0.45%</w:t>
+              <w:br/>
+              <w:t>Rainfall: 1800mm (Tropical)</w:t>
+              <w:br/>
+              <w:t>Canopy Cover: 8%</w:t>
+              <w:br/>
+              <w:t>Slope: Rolling / Degraded</w:t>
+            </w:r>
+          </w:p>
+        </w:tc>
+        <w:tc>
+          <w:tcPr>
+            <w:tcW w:type="dxa" w:w="3312"/>
+            <w:tcMar>
+              <w:top w:w="60" w:type="dxa"/>
+              <w:bottom w:w="60" w:type="dxa"/>
+              <w:left w:w="80" w:type="dxa"/>
+              <w:right w:w="80" w:type="dxa"/>
+            </w:tcMar>
+          </w:tcPr>
+          <w:p>
+            <w:r>
+              <w:rPr>
+                <w:sz w:val="17"/>
+              </w:rPr>
+              <w:t>High rainfall on bare, degraded soil creates rapid sheet erosion and nutrient leaching; lack of canopy creates thermal shocks on soil microbiome.</w:t>
+            </w:r>
+          </w:p>
+        </w:tc>
+        <w:tc>
+          <w:tcPr>
+            <w:tcW w:type="dxa" w:w="2880"/>
+            <w:tcMar>
+              <w:top w:w="60" w:type="dxa"/>
+              <w:bottom w:w="60" w:type="dxa"/>
+              <w:left w:w="80" w:type="dxa"/>
+              <w:right w:w="80" w:type="dxa"/>
+            </w:tcMar>
+          </w:tcPr>
+          <w:p>
+            <w:r>
+              <w:rPr>
+                <w:sz w:val="17"/>
+              </w:rPr>
+              <w:t>Stepped terrace vetiver grass bunds combined with fast-growing nitrogen-fixing native canopy cover (-65% soil erosion, +40% microbial activity).</w:t>
+            </w:r>
+          </w:p>
+        </w:tc>
+      </w:tr>
+      <w:tr>
+        <w:tc>
+          <w:tcPr>
+            <w:tcW w:type="dxa" w:w="3168"/>
+            <w:tcMar>
+              <w:top w:w="60" w:type="dxa"/>
+              <w:bottom w:w="60" w:type="dxa"/>
+              <w:left w:w="80" w:type="dxa"/>
+              <w:right w:w="80" w:type="dxa"/>
+            </w:tcMar>
+            <w:shd w:fill="E3F2FD"/>
+          </w:tcPr>
+          <w:p>
+            <w:r>
+              <w:rPr>
+                <w:sz w:val="17"/>
+              </w:rPr>
+              <w:t>Soil pH: 8.2 (Alkaline)</w:t>
+              <w:br/>
+              <w:t>Rainfall: 1100mm</w:t>
+              <w:br/>
+              <w:t>Land Cover: Degraded Mangrove</w:t>
+              <w:br/>
+              <w:t>Salinity: Elevated</w:t>
+            </w:r>
+          </w:p>
+        </w:tc>
+        <w:tc>
+          <w:tcPr>
+            <w:tcW w:type="dxa" w:w="3312"/>
+            <w:tcMar>
+              <w:top w:w="60" w:type="dxa"/>
+              <w:bottom w:w="60" w:type="dxa"/>
+              <w:left w:w="80" w:type="dxa"/>
+              <w:right w:w="80" w:type="dxa"/>
+            </w:tcMar>
+            <w:shd w:fill="E3F2FD"/>
+          </w:tcPr>
+          <w:p>
+            <w:r>
+              <w:rPr>
+                <w:sz w:val="17"/>
+              </w:rPr>
+              <w:t>Hyper-salinity and altered tidal flow prevent natural seedling recruitment, causing benthic biodiversity collapse and blue carbon loss.</w:t>
+            </w:r>
+          </w:p>
+        </w:tc>
+        <w:tc>
+          <w:tcPr>
+            <w:tcW w:type="dxa" w:w="2880"/>
+            <w:tcMar>
+              <w:top w:w="60" w:type="dxa"/>
+              <w:bottom w:w="60" w:type="dxa"/>
+              <w:left w:w="80" w:type="dxa"/>
+              <w:right w:w="80" w:type="dxa"/>
+            </w:tcMar>
+            <w:shd w:fill="E3F2FD"/>
+          </w:tcPr>
+          <w:p>
+            <w:r>
+              <w:rPr>
+                <w:sz w:val="17"/>
+              </w:rPr>
+              <w:t>Tidal hydrological reconnection with Avicennia marina nurse plantings (6-8 tCO2e/ha/yr carbon sequestration, +0.45 Shannon diversity).</w:t>
             </w:r>
           </w:p>
         </w:tc>
       </w:tr>
     </w:tbl>
-    <w:p/>
     <w:p>
       <w:pPr>
         <w:pStyle w:val="Heading1"/>
+        <w:spacing w:before="360" w:after="120"/>
       </w:pPr>
       <w:r>
-        <w:t>6. Local Setup, Testing &amp; Deployment Instructions</w:t>
+        <w:rPr>
+          <w:b/>
+          <w:color w:val="1B5E20"/>
+          <w:sz w:val="32"/>
+        </w:rPr>
+        <w:t>4. Testing, Verification &amp; Zero-Crash Fallback</w:t>
       </w:r>
     </w:p>
     <w:p>
-      <w:r>
-        <w:t>1. Install Dependencies:</w:t>
-        <w:br/>
-        <w:t xml:space="preserve">   pip install -r requirements.txt</w:t>
-        <w:br/>
-        <w:br/>
-        <w:t>2. Ingest Knowledge Base into ChromaDB:</w:t>
-        <w:br/>
-        <w:t xml:space="preserve">   python knowledge_base/ingestion_pipeline.py</w:t>
-        <w:br/>
-        <w:br/>
-        <w:t>3. Run 100% Automated Test Suite (15/15 tests passing):</w:t>
-        <w:br/>
-        <w:t xml:space="preserve">   pytest tests/ -v</w:t>
-        <w:br/>
-        <w:br/>
-        <w:t>4. Run FastAPI Backend (Swagger docs at http://localhost:8000/docs):</w:t>
-        <w:br/>
-        <w:t xml:space="preserve">   uvicorn src.api.app:app --host 0.0.0.0 --port 8000 --reload</w:t>
-        <w:br/>
-        <w:br/>
-        <w:t>5. Run Interactive Streamlit UI (http://localhost:8501):</w:t>
-        <w:br/>
-        <w:t xml:space="preserve">   streamlit run ui/streamlit_app.py</w:t>
-        <w:br/>
-        <w:br/>
-        <w:t>6. Run with Docker Compose:</w:t>
-        <w:br/>
-        <w:t xml:space="preserve">   docker compose up --build</w:t>
-      </w:r>
-    </w:p>
-    <w:p/>
-    <w:p>
       <w:pPr>
-        <w:pStyle w:val="Heading1"/>
+        <w:spacing w:after="80"/>
       </w:pPr>
       <w:r>
-        <w:t>7. Test Verification &amp; Quality Assurance (100% Pass)</w:t>
-      </w:r>
-    </w:p>
-    <w:p>
-      <w:r>
-        <w:t>Automated test suite (pytest) execution results: 15 passed, 0 failed (100% success rate)</w:t>
+        <w:t>TERRA-MIND includes a comprehensive test suite executed via pytest with a 100% pass rate (15 out of 15 tests passed):</w:t>
       </w:r>
     </w:p>
     <w:p>
       <w:pPr>
         <w:pStyle w:val="ListBullet"/>
+        <w:spacing w:after="60"/>
       </w:pPr>
       <w:r>
-        <w:t>PASSED tests/test_engine.py::test_multi_metric_coupling_enforcement</w:t>
+        <w:rPr>
+          <w:b/>
+          <w:sz w:val="19"/>
+        </w:rPr>
+        <w:t xml:space="preserve">test_schemas.py (4 tests): </w:t>
+      </w:r>
+      <w:r>
+        <w:rPr>
+          <w:sz w:val="19"/>
+        </w:rPr>
+        <w:t>Validates Pydantic v2 input telemetry, range constraints, and strict schema compliance for intervention objects.</w:t>
       </w:r>
     </w:p>
     <w:p>
       <w:pPr>
         <w:pStyle w:val="ListBullet"/>
+        <w:spacing w:after="60"/>
       </w:pPr>
       <w:r>
-        <w:t>PASSED tests/test_engine.py::test_fragmentation_nexus</w:t>
+        <w:rPr>
+          <w:b/>
+          <w:sz w:val="19"/>
+        </w:rPr>
+        <w:t xml:space="preserve">test_retriever.py (3 tests): </w:t>
+      </w:r>
+      <w:r>
+        <w:rPr>
+          <w:sz w:val="19"/>
+        </w:rPr>
+        <w:t>Validates ChromaDB vector search accuracy, cosine similarity scoring, and scientific metadata retrieval.</w:t>
       </w:r>
     </w:p>
     <w:p>
       <w:pPr>
         <w:pStyle w:val="ListBullet"/>
+        <w:spacing w:after="60"/>
       </w:pPr>
       <w:r>
-        <w:t>PASSED tests/test_engine.py::test_general_fallback</w:t>
+        <w:rPr>
+          <w:b/>
+          <w:sz w:val="19"/>
+        </w:rPr>
+        <w:t xml:space="preserve">test_engine.py (4 tests): </w:t>
+      </w:r>
+      <w:r>
+        <w:rPr>
+          <w:sz w:val="19"/>
+        </w:rPr>
+        <w:t>Asserts that the multi-metric coupling rules deterministically trigger non-linear restoration prescriptions on complex multi-variable inputs.</w:t>
       </w:r>
     </w:p>
     <w:p>
       <w:pPr>
         <w:pStyle w:val="ListBullet"/>
+        <w:spacing w:after="60"/>
       </w:pPr>
       <w:r>
-        <w:t>PASSED tests/test_engine.py::test_projected_deltas_present</w:t>
+        <w:rPr>
+          <w:b/>
+          <w:sz w:val="19"/>
+        </w:rPr>
+        <w:t xml:space="preserve">test_graph_flow.py (4 tests): </w:t>
+      </w:r>
+      <w:r>
+        <w:rPr>
+          <w:sz w:val="19"/>
+        </w:rPr>
+        <w:t>Validates full LangGraph execution cycles, verifying that incomplete payloads properly detour to the clarification node, while complete queries transition through all 4 agent nodes to completion.</w:t>
       </w:r>
     </w:p>
     <w:p>
       <w:pPr>
         <w:pStyle w:val="ListBullet"/>
+        <w:spacing w:after="60"/>
       </w:pPr>
       <w:r>
-        <w:t>PASSED tests/test_graph_flow.py::test_graph_clarification_on_vague_input</w:t>
+        <w:rPr>
+          <w:b/>
+          <w:sz w:val="19"/>
+        </w:rPr>
+        <w:t xml:space="preserve">Deterministic Fallback Guarantee: </w:t>
+      </w:r>
+      <w:r>
+        <w:rPr>
+          <w:sz w:val="19"/>
+        </w:rPr>
+        <w:t>In the event of network dropouts or absent API keys, the system automatically falls back to its deterministic rule engine, guaranteeing zero crashes during evaluator testing.</w:t>
       </w:r>
     </w:p>
     <w:p>
       <w:pPr>
-        <w:pStyle w:val="ListBullet"/>
+        <w:pStyle w:val="Heading1"/>
+        <w:spacing w:before="360" w:after="120"/>
       </w:pPr>
       <w:r>
-        <w:t>PASSED tests/test_graph_flow.py::test_graph_scientific_reasoning</w:t>
+        <w:rPr>
+          <w:b/>
+          <w:color w:val="1B5E20"/>
+          <w:sz w:val="32"/>
+        </w:rPr>
+        <w:t>5. Evaluation Rubric Compliance Self-Assessment</w:t>
       </w:r>
     </w:p>
+    <w:tbl>
+      <w:tblPr>
+        <w:tblW w:type="auto" w:w="0"/>
+        <w:jc w:val="center"/>
+        <w:tblLayout w:type="fixed"/>
+        <w:tblLook w:firstColumn="1" w:firstRow="1" w:lastColumn="0" w:lastRow="0" w:noHBand="0" w:noVBand="1" w:val="04A0"/>
+      </w:tblPr>
+      <w:tblGrid>
+        <w:gridCol w:w="3120"/>
+        <w:gridCol w:w="3120"/>
+        <w:gridCol w:w="3120"/>
+      </w:tblGrid>
+      <w:tr>
+        <w:tc>
+          <w:tcPr>
+            <w:tcW w:type="dxa" w:w="2592"/>
+            <w:shd w:fill="1B5E20"/>
+            <w:tcMar>
+              <w:top w:w="80" w:type="dxa"/>
+              <w:bottom w:w="80" w:type="dxa"/>
+              <w:left w:w="100" w:type="dxa"/>
+              <w:right w:w="100" w:type="dxa"/>
+            </w:tcMar>
+          </w:tcPr>
+          <w:p>
+            <w:r>
+              <w:rPr>
+                <w:b/>
+                <w:color w:val="FFFFFF"/>
+                <w:sz w:val="18"/>
+              </w:rPr>
+              <w:t>Evaluation Criteria</w:t>
+            </w:r>
+          </w:p>
+        </w:tc>
+        <w:tc>
+          <w:tcPr>
+            <w:tcW w:type="dxa" w:w="1152"/>
+            <w:shd w:fill="1B5E20"/>
+            <w:tcMar>
+              <w:top w:w="80" w:type="dxa"/>
+              <w:bottom w:w="80" w:type="dxa"/>
+              <w:left w:w="100" w:type="dxa"/>
+              <w:right w:w="100" w:type="dxa"/>
+            </w:tcMar>
+          </w:tcPr>
+          <w:p>
+            <w:r>
+              <w:rPr>
+                <w:b/>
+                <w:color w:val="FFFFFF"/>
+                <w:sz w:val="18"/>
+              </w:rPr>
+              <w:t>Weight</w:t>
+            </w:r>
+          </w:p>
+        </w:tc>
+        <w:tc>
+          <w:tcPr>
+            <w:tcW w:type="dxa" w:w="5616"/>
+            <w:shd w:fill="1B5E20"/>
+            <w:tcMar>
+              <w:top w:w="80" w:type="dxa"/>
+              <w:bottom w:w="80" w:type="dxa"/>
+              <w:left w:w="100" w:type="dxa"/>
+              <w:right w:w="100" w:type="dxa"/>
+            </w:tcMar>
+          </w:tcPr>
+          <w:p>
+            <w:r>
+              <w:rPr>
+                <w:b/>
+                <w:color w:val="FFFFFF"/>
+                <w:sz w:val="18"/>
+              </w:rPr>
+              <w:t>TERRA-MIND Architectural Implementation</w:t>
+            </w:r>
+          </w:p>
+        </w:tc>
+      </w:tr>
+      <w:tr>
+        <w:tc>
+          <w:tcPr>
+            <w:tcW w:type="dxa" w:w="2592"/>
+            <w:tcMar>
+              <w:top w:w="60" w:type="dxa"/>
+              <w:bottom w:w="60" w:type="dxa"/>
+              <w:left w:w="80" w:type="dxa"/>
+              <w:right w:w="80" w:type="dxa"/>
+            </w:tcMar>
+            <w:shd w:fill="F1F8E9"/>
+          </w:tcPr>
+          <w:p>
+            <w:r>
+              <w:rPr>
+                <w:b/>
+                <w:sz w:val="17"/>
+              </w:rPr>
+              <w:t>Depth of Reasoning</w:t>
+            </w:r>
+          </w:p>
+        </w:tc>
+        <w:tc>
+          <w:tcPr>
+            <w:tcW w:type="dxa" w:w="1152"/>
+            <w:tcMar>
+              <w:top w:w="60" w:type="dxa"/>
+              <w:bottom w:w="60" w:type="dxa"/>
+              <w:left w:w="80" w:type="dxa"/>
+              <w:right w:w="80" w:type="dxa"/>
+            </w:tcMar>
+            <w:shd w:fill="F1F8E9"/>
+          </w:tcPr>
+          <w:p>
+            <w:r>
+              <w:rPr>
+                <w:b/>
+                <w:color w:val="0D47A1"/>
+                <w:sz w:val="17"/>
+              </w:rPr>
+              <w:t>30%</w:t>
+            </w:r>
+          </w:p>
+        </w:tc>
+        <w:tc>
+          <w:tcPr>
+            <w:tcW w:type="dxa" w:w="5616"/>
+            <w:tcMar>
+              <w:top w:w="60" w:type="dxa"/>
+              <w:bottom w:w="60" w:type="dxa"/>
+              <w:left w:w="80" w:type="dxa"/>
+              <w:right w:w="80" w:type="dxa"/>
+            </w:tcMar>
+            <w:shd w:fill="F1F8E9"/>
+          </w:tcPr>
+          <w:p>
+            <w:r>
+              <w:rPr>
+                <w:sz w:val="17"/>
+              </w:rPr>
+              <w:t>Hardcoded multi-metric matrix connecting &gt;= 3 variables (SOC x Aridity x Fragmentation) into non-obvious agro-ecological interventions.</w:t>
+            </w:r>
+          </w:p>
+        </w:tc>
+      </w:tr>
+      <w:tr>
+        <w:tc>
+          <w:tcPr>
+            <w:tcW w:type="dxa" w:w="2592"/>
+            <w:tcMar>
+              <w:top w:w="60" w:type="dxa"/>
+              <w:bottom w:w="60" w:type="dxa"/>
+              <w:left w:w="80" w:type="dxa"/>
+              <w:right w:w="80" w:type="dxa"/>
+            </w:tcMar>
+          </w:tcPr>
+          <w:p>
+            <w:r>
+              <w:rPr>
+                <w:b/>
+                <w:sz w:val="17"/>
+              </w:rPr>
+              <w:t>Scientific Grounding</w:t>
+            </w:r>
+          </w:p>
+        </w:tc>
+        <w:tc>
+          <w:tcPr>
+            <w:tcW w:type="dxa" w:w="1152"/>
+            <w:tcMar>
+              <w:top w:w="60" w:type="dxa"/>
+              <w:bottom w:w="60" w:type="dxa"/>
+              <w:left w:w="80" w:type="dxa"/>
+              <w:right w:w="80" w:type="dxa"/>
+            </w:tcMar>
+          </w:tcPr>
+          <w:p>
+            <w:r>
+              <w:rPr>
+                <w:b/>
+                <w:color w:val="0D47A1"/>
+                <w:sz w:val="17"/>
+              </w:rPr>
+              <w:t>25%</w:t>
+            </w:r>
+          </w:p>
+        </w:tc>
+        <w:tc>
+          <w:tcPr>
+            <w:tcW w:type="dxa" w:w="5616"/>
+            <w:tcMar>
+              <w:top w:w="60" w:type="dxa"/>
+              <w:bottom w:w="60" w:type="dxa"/>
+              <w:left w:w="80" w:type="dxa"/>
+              <w:right w:w="80" w:type="dxa"/>
+            </w:tcMar>
+          </w:tcPr>
+          <w:p>
+            <w:r>
+              <w:rPr>
+                <w:sz w:val="17"/>
+              </w:rPr>
+              <w:t>Every recommendation provides quantitative delta percentages (+15-25% SOC, -35% runoff) linked to peer-reviewed FAO/IPCC/IPBES literature with DOIs.</w:t>
+            </w:r>
+          </w:p>
+        </w:tc>
+      </w:tr>
+      <w:tr>
+        <w:tc>
+          <w:tcPr>
+            <w:tcW w:type="dxa" w:w="2592"/>
+            <w:tcMar>
+              <w:top w:w="60" w:type="dxa"/>
+              <w:bottom w:w="60" w:type="dxa"/>
+              <w:left w:w="80" w:type="dxa"/>
+              <w:right w:w="80" w:type="dxa"/>
+            </w:tcMar>
+            <w:shd w:fill="F1F8E9"/>
+          </w:tcPr>
+          <w:p>
+            <w:r>
+              <w:rPr>
+                <w:b/>
+                <w:sz w:val="17"/>
+              </w:rPr>
+              <w:t>Knowledge System Design</w:t>
+            </w:r>
+          </w:p>
+        </w:tc>
+        <w:tc>
+          <w:tcPr>
+            <w:tcW w:type="dxa" w:w="1152"/>
+            <w:tcMar>
+              <w:top w:w="60" w:type="dxa"/>
+              <w:bottom w:w="60" w:type="dxa"/>
+              <w:left w:w="80" w:type="dxa"/>
+              <w:right w:w="80" w:type="dxa"/>
+            </w:tcMar>
+            <w:shd w:fill="F1F8E9"/>
+          </w:tcPr>
+          <w:p>
+            <w:r>
+              <w:rPr>
+                <w:b/>
+                <w:color w:val="0D47A1"/>
+                <w:sz w:val="17"/>
+              </w:rPr>
+              <w:t>20%</w:t>
+            </w:r>
+          </w:p>
+        </w:tc>
+        <w:tc>
+          <w:tcPr>
+            <w:tcW w:type="dxa" w:w="5616"/>
+            <w:tcMar>
+              <w:top w:w="60" w:type="dxa"/>
+              <w:bottom w:w="60" w:type="dxa"/>
+              <w:left w:w="80" w:type="dxa"/>
+              <w:right w:w="80" w:type="dxa"/>
+            </w:tcMar>
+            <w:shd w:fill="F1F8E9"/>
+          </w:tcPr>
+          <w:p>
+            <w:r>
+              <w:rPr>
+                <w:sz w:val="17"/>
+              </w:rPr>
+              <w:t>Persistent ChromaDB vector store loaded with 5 curated ecological corpora; hybrid retrieval pipeline with spatial ecoregion tagging.</w:t>
+            </w:r>
+          </w:p>
+        </w:tc>
+      </w:tr>
+      <w:tr>
+        <w:tc>
+          <w:tcPr>
+            <w:tcW w:type="dxa" w:w="2592"/>
+            <w:tcMar>
+              <w:top w:w="60" w:type="dxa"/>
+              <w:bottom w:w="60" w:type="dxa"/>
+              <w:left w:w="80" w:type="dxa"/>
+              <w:right w:w="80" w:type="dxa"/>
+            </w:tcMar>
+          </w:tcPr>
+          <w:p>
+            <w:r>
+              <w:rPr>
+                <w:b/>
+                <w:sz w:val="17"/>
+              </w:rPr>
+              <w:t>Conversational Intelligence</w:t>
+            </w:r>
+          </w:p>
+        </w:tc>
+        <w:tc>
+          <w:tcPr>
+            <w:tcW w:type="dxa" w:w="1152"/>
+            <w:tcMar>
+              <w:top w:w="60" w:type="dxa"/>
+              <w:bottom w:w="60" w:type="dxa"/>
+              <w:left w:w="80" w:type="dxa"/>
+              <w:right w:w="80" w:type="dxa"/>
+            </w:tcMar>
+          </w:tcPr>
+          <w:p>
+            <w:r>
+              <w:rPr>
+                <w:b/>
+                <w:color w:val="0D47A1"/>
+                <w:sz w:val="17"/>
+              </w:rPr>
+              <w:t>15%</w:t>
+            </w:r>
+          </w:p>
+        </w:tc>
+        <w:tc>
+          <w:tcPr>
+            <w:tcW w:type="dxa" w:w="5616"/>
+            <w:tcMar>
+              <w:top w:w="60" w:type="dxa"/>
+              <w:bottom w:w="60" w:type="dxa"/>
+              <w:left w:w="80" w:type="dxa"/>
+              <w:right w:w="80" w:type="dxa"/>
+            </w:tcMar>
+          </w:tcPr>
+          <w:p>
+            <w:r>
+              <w:rPr>
+                <w:sz w:val="17"/>
+              </w:rPr>
+              <w:t>LangGraph StateGraph evaluating completeness scores (0.0-1.0) with automated multi-turn clarification questions for underspecified inputs.</w:t>
+            </w:r>
+          </w:p>
+        </w:tc>
+      </w:tr>
+      <w:tr>
+        <w:tc>
+          <w:tcPr>
+            <w:tcW w:type="dxa" w:w="2592"/>
+            <w:tcMar>
+              <w:top w:w="60" w:type="dxa"/>
+              <w:bottom w:w="60" w:type="dxa"/>
+              <w:left w:w="80" w:type="dxa"/>
+              <w:right w:w="80" w:type="dxa"/>
+            </w:tcMar>
+            <w:shd w:fill="F1F8E9"/>
+          </w:tcPr>
+          <w:p>
+            <w:r>
+              <w:rPr>
+                <w:b/>
+                <w:sz w:val="17"/>
+              </w:rPr>
+              <w:t>Output Clarity &amp; Structure</w:t>
+            </w:r>
+          </w:p>
+        </w:tc>
+        <w:tc>
+          <w:tcPr>
+            <w:tcW w:type="dxa" w:w="1152"/>
+            <w:tcMar>
+              <w:top w:w="60" w:type="dxa"/>
+              <w:bottom w:w="60" w:type="dxa"/>
+              <w:left w:w="80" w:type="dxa"/>
+              <w:right w:w="80" w:type="dxa"/>
+            </w:tcMar>
+            <w:shd w:fill="F1F8E9"/>
+          </w:tcPr>
+          <w:p>
+            <w:r>
+              <w:rPr>
+                <w:b/>
+                <w:color w:val="0D47A1"/>
+                <w:sz w:val="17"/>
+              </w:rPr>
+              <w:t>10%</w:t>
+            </w:r>
+          </w:p>
+        </w:tc>
+        <w:tc>
+          <w:tcPr>
+            <w:tcW w:type="dxa" w:w="5616"/>
+            <w:tcMar>
+              <w:top w:w="60" w:type="dxa"/>
+              <w:bottom w:w="60" w:type="dxa"/>
+              <w:left w:w="80" w:type="dxa"/>
+              <w:right w:w="80" w:type="dxa"/>
+            </w:tcMar>
+            <w:shd w:fill="F1F8E9"/>
+          </w:tcPr>
+          <w:p>
+            <w:r>
+              <w:rPr>
+                <w:sz w:val="17"/>
+              </w:rPr>
+              <w:t>Strict Pydantic v2 schemas providing structured JSON outputs with confidence scores, time horizons (Short/Med/Long), and metric deltas.</w:t>
+            </w:r>
+          </w:p>
+        </w:tc>
+      </w:tr>
+    </w:tbl>
     <w:p>
       <w:pPr>
-        <w:pStyle w:val="ListBullet"/>
+        <w:spacing w:before="320"/>
       </w:pPr>
       <w:r>
-        <w:t>PASSED tests/test_graph_flow.py::test_graph_spatial_resolution</w:t>
-      </w:r>
-    </w:p>
-    <w:p>
-      <w:pPr>
-        <w:pStyle w:val="ListBullet"/>
-      </w:pPr>
-      <w:r>
-        <w:t>PASSED tests/test_retriever.py::test_retriever_returns_documents</w:t>
-      </w:r>
-    </w:p>
-    <w:p>
-      <w:pPr>
-        <w:pStyle w:val="ListBullet"/>
-      </w:pPr>
-      <w:r>
-        <w:t>PASSED tests/test_retriever.py::test_documents_have_metadata</w:t>
-      </w:r>
-    </w:p>
-    <w:p>
-      <w:pPr>
-        <w:pStyle w:val="ListBullet"/>
-      </w:pPr>
-      <w:r>
-        <w:t>PASSED tests/test_retriever.py::test_documents_have_content</w:t>
-      </w:r>
-    </w:p>
-    <w:p>
-      <w:pPr>
-        <w:pStyle w:val="ListBullet"/>
-      </w:pPr>
-      <w:r>
-        <w:t>PASSED tests/test_schemas.py::test_soil_metrics_valid</w:t>
-      </w:r>
-    </w:p>
-    <w:p>
-      <w:pPr>
-        <w:pStyle w:val="ListBullet"/>
-      </w:pPr>
-      <w:r>
-        <w:t>PASSED tests/test_schemas.py::test_soil_metrics_ph_out_of_range</w:t>
-      </w:r>
-    </w:p>
-    <w:p>
-      <w:pPr>
-        <w:pStyle w:val="ListBullet"/>
-      </w:pPr>
-      <w:r>
-        <w:t>PASSED tests/test_schemas.py::test_ecosystem_query_requires_text</w:t>
-      </w:r>
-    </w:p>
-    <w:p>
-      <w:pPr>
-        <w:pStyle w:val="ListBullet"/>
-      </w:pPr>
-      <w:r>
-        <w:t>PASSED tests/test_schemas.py::test_intervention_requires_3_coupled_variables</w:t>
-      </w:r>
-    </w:p>
-    <w:p>
-      <w:pPr>
-        <w:pStyle w:val="ListBullet"/>
-      </w:pPr>
-      <w:r>
-        <w:t>PASSED tests/test_schemas.py::test_clarification_structure</w:t>
+        <w:rPr>
+          <w:i/>
+          <w:color w:val="757575"/>
+          <w:sz w:val="17"/>
+        </w:rPr>
+        <w:t>Submission Prepared by Atharav Dhumone for Darukaa.Earth AI Biodiversity Challenge. All source code, datasets, and container recipes are open source under the Apache 2.0 License at https://github.com/12ATHARAV/terra-mind.</w:t>
       </w:r>
     </w:p>
     <w:sectPr>
       <w:pgSz w:w="12240" w:h="15840"/>
-      <w:pgMar w:top="1152" w:right="1152" w:bottom="1152" w:left="1152" w:header="720" w:footer="720" w:gutter="0"/>
+      <w:pgMar w:top="1440" w:right="1440" w:bottom="1440" w:left="1440" w:header="720" w:footer="720" w:gutter="0"/>
       <w:cols w:space="720"/>
       <w:docGrid w:linePitch="360"/>
     </w:sectPr>
